--- a/LUMEN_HybridDL/paper/v2/LUMEN_v2.docx
+++ b/LUMEN_HybridDL/paper/v2/LUMEN_v2.docx
@@ -111,7 +111,7 @@
       </w:pPr>
       <w:r>
         <w:rPr/>
-        <w:t>The ranges between similarities are not very large, and a identifiability gate removes olivine and minor glasses, which no other method could reasonably forecast better than a zero information baseline.</w:t>
+        <w:t>Conformal intervals reach nominal coverage, and a identifiability gate removes olivine and minor glasses, which no other method could reasonably forecast better than a zero information baseline.</w:t>
       </w:r>
     </w:p>
     <w:p>
@@ -189,7 +189,7 @@
       </w:pPr>
       <w:r>
         <w:rPr/>
-        <w:t>In many cases, lunar soil composition can be recovered from reflectance spectra using empirical regressions, radiative transfer inversions and physics-guided networks. This work presents LUMEN, a one-dimensional convolutional network trained on 400,000 soils from a domain randomised Hapke simulator with nanophase iron space weathering, fine-tuned on laboratory spectra of 19 Lunar Soil Characterization Consortium soils, with conformal prediction intervals and an identifiability gate to with skillful outcomes. Under leave-one-out evaluation with a protocol specified before scoring, LUMEN predicts FeO to 1.26 wt% and TiO₂ to 0.70 wt%, lowers the FeO error of a published wavelet–autoencoder pipeline by 42% and mineral-proportion errors of a Shkuratov-model inversion by 54–74%, and, when configured during cross-validation, is more accurate than a tuned random forest on 8 out of 13 targets. Periodictures reach nominal coverage; olivine is not identifiable. On Moon Mineralogy Mapper spectra of 49 returned sample sites, the laboratory model does not transfer (6.81 wt%), after orbital fine-tuning, it hits 3.27 wt% under leave-one-landing-out and is not any better than the published pipeline (3.58 wt%) or worse than a two-band linear regression (2.11 wt%).</w:t>
+        <w:t>In many cases, lunar soil composition can be recovered from reflectance spectra using empirical regressions, radiative transfer inversions and physics-guided networks. This work presents LUMEN, a one-dimensional convolutional network trained on 400,000 soils from a domain randomised Hapke simulator with nanophase iron space weathering, fine-tuned on laboratory spectra of 19 Lunar Soil Characterization Consortium soils, with conformal prediction intervals and an identifiability gate to withhold unskillful outcomes. Under leave-one-out evaluation with a protocol specified before scoring, LUMEN predicts FeO to 1.26 wt% and TiO₂ to 0.70 wt%, lowers the FeO error of a published wavelet–autoencoder pipeline by 42% and mineral-proportion errors of a Shkuratov-model inversion by 54–74%, and, when configured during cross-validation, is more accurate than a tuned random forest on 8 out of 13 targets. Intervals reach nominal coverage; olivine is not identifiable. On Moon Mineralogy Mapper spectra of 49 returned sample sites, the laboratory model does not transfer (6.81 wt%), after orbital fine-tuning, it hits 3.27 wt% under leave-one-landing-out and is not any better than the published pipeline (3.58 wt%) and significantly worse than a two-band linear regression (2.11 wt%).</w:t>
       </w:r>
     </w:p>
     <w:p>
@@ -231,7 +231,7 @@
       </w:pPr>
       <w:r>
         <w:rPr/>
-        <w:t>Iron and titanium content, modal mineralogy, and space-weathering maturity of the lunar regolith record the crustal and volcanic history of the Moon and constrain its use of resources. The Moon Mineralogy Mapper (M³) on Chandrayaan-1 observed visible to near-infrared reflectance spectra over most of the Moon [1,2]. These spectra show the crystal-field absorptions of Fe²⁺ in pyroxene and olivine near 1 and 2 µm, overprinted with the darkening and reddening of nanophase metallic iron, and their quantification is a trick without solid foundation.</w:t>
+        <w:t>Iron and titanium content, modal mineralogy, and space-weathering maturity of the lunar regolith record the crustal and volcanic history of the Moon and constrain its use of resources. The Moon Mineralogy Mapper (M³) on Chandrayaan-1 observed visible to near-infrared reflectance spectra over most of the Moon [1,2]. These spectra show the crystal-field absorptions of Fe²⁺ in pyroxene and olivine near 1 and 2 µm, overprinted with the darkening and reddening of nanophase metallic iron, and their quantification is an inverse problem with little ground truth.</w:t>
       </w:r>
     </w:p>
     <w:p>
@@ -240,7 +240,7 @@
       </w:pPr>
       <w:r>
         <w:rPr/>
-        <w:t>Several mathematical algorithms have been developed to link spectral properties with the composition of samples returned from landing sites. The Clementine band-ratio algorithms of Lucey et al. [3] are the standard for FeO and TiO₂ and the 1 and 2 µm band parameters have been calibrated to M³ [4,5]. These methods range from partial least squares [6], neural networks [7] and support vector machines [8] to comparisons between regressors [9], and convolutional networks on Kaguya Multiband Imager spectra have been used as global maps of oxide when Chang'e-5 [10,11] and Chang'e-6 [12] samples were added; Diviner data [13], gradient boosting [14] and random forests [15] have been used. The method I build on, Fernández-Díaz et al. [16], uses a db4 wavelet decomposition, a deep autoencoder and a random forest regressor to produce a global map of M³ FeO at 150 m per pixel. Each is trained on about 50 sampling sites and evaluated using random splits or small hold-out sets, rarely against other methods or a zero-information baseline.</w:t>
+        <w:t>Several mathematical algorithms have been developed to link spectral properties with the composition of samples returned from landing sites. The Clementine band-ratio algorithms of Lucey et al. [3] are the standard for FeO and TiO₂ and the 1 and 2 µm band parameters have been calibrated to M³ [4,5]. These methods range from partial least squares [6], neural networks [7] and support vector machines [8] to comparisons between regressors [9], and convolutional networks on Kaguya Multiband Imager spectra have been used as global maps of oxide when Chang'e-5 [10,11] and Chang'e-6 [12] samples were added; Diviner data [13], gradient boosting [14] and random forests [15] have been used. The method we build on, Fernández-Díaz et al. [16], uses a db4 wavelet decomposition, a deep autoencoder and a random forest regressor to produce a global map of M³ FeO at 150 m per pixel. Each is trained on about 50 sampling sites and evaluated using random splits or small hold-out sets, rarely against other methods or a zero-information baseline.</w:t>
       </w:r>
     </w:p>
     <w:p>
@@ -286,7 +286,7 @@
       </w:r>
       <w:r>
         <w:rPr/>
-        <w:t xml:space="preserve"> A domain-randomised Hapke simulator, composed of 49 lunar mineral and glass end-members (none from an evaluation soil) with physically modelled nanophase- and microphase-iron weathering, generates 400,000 synthetic soils. A small, one-dimensional convolutional network is trained on these and fine-tuned on returned soils, and from one spectrum predicts seven-part modal mineralogy, five oxides and maturity. A deep ensemble with conformal calibration supplies intervals with verified coverage, and a gate restricts any target with apparent skill over a zero information baseline.</w:t>
+        <w:t xml:space="preserve"> A domain-randomised Hapke simulator, composed of 49 lunar mineral and glass end-members (none from an evaluation soil) with physically modelled nanophase- and microphase-iron weathering, generates 400,000 synthetic soils. A small, one-dimensional convolutional network is trained on these and fine-tuned on returned soils, and from one spectrum predicts seven-part modal mineralogy, five oxides and maturity. A deep ensemble with conformal calibration supplies intervals with verified coverage, and a gate restricts any target without apparent skill over a zero information baseline.</w:t>
       </w:r>
     </w:p>
     <w:p>
@@ -305,7 +305,7 @@
       </w:r>
       <w:r>
         <w:rPr/>
-        <w:t xml:space="preserve"> LUMEN is compared with wavelet–autoencoder regression [16], Shkuratov-model inversion [25], Hapke–Bayesian inversion [26] and classical regressors using the same 75 laboratory spectra and leave-one-soil-out and leave-one-mission-out folds. Pair tests were used to correct for multiple comparisons. Every evaluation choice was merged into version control before the first score was computed; negative results and null are reported as positive.</w:t>
+        <w:t xml:space="preserve"> LUMEN is compared with wavelet–autoencoder regression [16], Shkuratov-model inversion [25], Hapke–Bayesian inversion [26] and classical regressors using the same 75 laboratory spectra and leave-one-soil-out and leave-one-mission-out folds. Pair tests were used to correct for multiple comparisons. Every evaluation choice was merged into version control before the first score was computed; negative results and null are reported alongside positive.</w:t>
       </w:r>
     </w:p>
     <w:p>
@@ -324,7 +324,7 @@
       </w:r>
       <w:r>
         <w:rPr/>
-        <w:t xml:space="preserve"> Using M³ spectra from returned sample sites on which the base method was calibrated [16,31], as well as its own cross-validation and an honest spatial leave-one-landing-site-out protocol, we show that without orbital labels, a small orbital fine-tuning set recovers, and simple two-band regressions remain better in orbit.</w:t>
+        <w:t xml:space="preserve"> Using M³ spectra from returned sample sites on which the base method was calibrated [16,31], as well as its own cross-validation and an honest spatial leave-one-landing-site-out protocol, we show that laboratory accuracy does not transfer without orbital labels, a small orbital fine-tuning set recovers part of it, and simple two-band regressions remain better in orbit.</w:t>
       </w:r>
     </w:p>
     <w:p>
@@ -372,7 +372,7 @@
       </w:pPr>
       <w:r>
         <w:rPr/>
-        <w:t>We used the LSCC suite of data [32,33] for nine mare soils (Apollo 11, 12, 15 and 17) and ten highland soils (Apollo 14 and 16) analyzed as &lt;10, 10–20, 20–45 and &lt;45 µm fractions measured at 30° incidence and 0° emission. The 10–20 µm spectrum of soil 70181 was not analyzed, leaving 75 spectra. Point-count modal mineralogy (vol%) data for the three finer fractions (56 spectra) was arranged into seven parts: plagioclase (PLG), low-Ca pyroxene (LCP, orthopyroxene plus pigeonite), high-Ca pyroxene (HCP), olivine (OLV), ilmenite (ILM), agglutinitic glass (AGG) and other phases (OTH). Bulk FeO, TiO₂, Al₂O₃, CaO and MgO (wt%) and maturity index Is/FeO are available for all 75 spectra, but have been checked against their column sum and totals. Each spectra is contigated in the 71 M³ global mode band (540.8–2497.1 nm) with Gaussian responses that span the band width of each channel, except for channels smaller than 2.5 µm.</w:t>
+        <w:t>We used the LSCC suite of data [32,33] for nine mare soils (Apollo 11, 12, 15 and 17) and ten highland soils (Apollo 14 and 16) analyzed as &lt;10, 10–20, 20–45 and &lt;45 µm fractions measured at 30° incidence and 0° emission. The 10–20 µm spectrum of soil 70181 was not analyzed, leaving 75 spectra. Point-count modal mineralogy (vol%) data for the three finer fractions (56 spectra) was arranged into seven parts: plagioclase (PLG), low-Ca pyroxene (LCP, orthopyroxene plus pigeonite), high-Ca pyroxene (HCP), olivine (OLV), ilmenite (ILM), agglutinitic glass (AGG) and other phases (OTH). Bulk FeO, TiO₂, Al₂O₃, CaO and MgO (wt%) and maturity index Is/FeO are available for all 75 spectra, but have been checked against their column sum and totals. Each spectra is convolved in the 71 M³ global mode band (540.8–2497.1 nm) with Gaussian responses that span the band width of each channel, except for channels beyond 2.5 µm.</w:t>
       </w:r>
     </w:p>
     <w:p>
@@ -6682,7 +6682,7 @@
       </w:pPr>
       <w:r>
         <w:rPr/>
-        <w:t>As the pre-trained primary model A4 was not optimal (Section 3.7) the A4/A2 model selection was performed using an inner 5-fold stratified cross-validation for each of the outer folds so that the outer estimates remained confirmatory. A2 was chosen in all cases (19/19 and 6/6 for LOSO and LOMO respectively). This model predicted 1.23 wt% FeO, 0.55 wt% TiO₂ and 2.35 vol%. When compared to the RF model, the A2 performs worse than A4 on 12/13 targets but is not olivine. It performs better than the RF on 8 targets when corrected for multiple comparisons using the Holm method. These include PLG, LCP, HCP, ILM, FeO (1.23 vs 2.13 wt%), TiO₂, Al₂O₃ and maturity (Holm p = 0.011). When compared to PLS and ridge regression it performs better on 11/13 targets and performs better than the mean of the other soils on 10/13 targets. The LOMO model performs better than the RF model on 6 targets (LCP, HCP, FeO (2.63 wt%), TiO₂, Al₂O₃ and maturity). No differences were found between the A4 and A2 models using either protocol. The models used here have been re-generated using the pre-trained ensemble members on a different machine. This resulted in all the MAE values for each soil being reproduced within 0.06 for all targets, models and protocols. The predictions made by LOSO protocol for 4 key targets are shown in Figure 5.</w:t>
+        <w:t>As the pre-trained primary model A4 was not optimal (Section 3.7) the A4/A2 model selection was performed using an inner 5-fold grouped cross-validation for each of the outer folds so that the outer estimates remained confirmatory. A2 was chosen in all cases (19/19 and 6/6 for LOSO and LOMO respectively). This model predicted 1.23 wt% FeO, 0.55 wt% TiO₂ and 2.35 vol%. When compared to the RF model, the A2 performs better on 12/13 targets but not on olivine. It performs better than the RF on 8 targets when corrected for multiple comparisons using the Holm method. These include PLG, LCP, HCP, ILM, FeO (1.23 vs 2.13 wt%), TiO₂, Al₂O₃ and maturity (Holm p = 0.011). When compared to PLS and ridge regression it performs better on 11/13 targets and performs better than the mean of the other soils on 10/13 targets. The LOMO model performs better than the RF model on 6 targets (LCP, HCP, FeO (2.63 wt%), TiO₂, Al₂O₃ and maturity). No differences were found between the A4 and A2 models using either protocol. The models used here have been re-generated using the pre-trained ensemble members on a different machine. This resulted in all the MAE values for each soil being reproduced within 0.06 for all targets, models and protocols. The predictions made by LOSO protocol for 4 key targets are shown in Figure 5.</w:t>
       </w:r>
     </w:p>
     <w:p>
@@ -7914,7 +7914,7 @@
       </w:pPr>
       <w:r>
         <w:rPr/>
-        <w:t>For each method, there are scores in five minerals (CPX, OPX, OLV, PLG, ILM) in proportions of 100% renormalized among three sieved fractions of soils according to the replication from Korokhin et al. (see Table 4). In the LOSO validation, LUMEN achieves an improvement in scores of the same order –54 to 74 percent for each mineral (all Holm-significant); for example, olivine gets the score 1.91 versus 7.44 and plagioclase – 5.55 versus 12.08. In the LOMO validation, LUMEN again obtains better scores for four of the five minerals, being only significant for olivine, but is slightly inferior for plagioclase with the score 12.64 versus 12.08. The inversion method does not produce LSCC soils at all, but LUMEN is fine-tuned on the rest soils; therefore, the fair comparison would be for LUMEN without training on A0 (only physics): LUMEN has lower scores in three of the five minerals (being significant for olivine). Is/FeO parameter from LUMEN soils has also greater soil ranking than the nFe parameter from the inverted soils in correlation coefficients (ρ) equal 0.72, 0.81, and 0.96 for &lt;10, 10–20, and 20–45 µm fractions respectively against 0.55, 0.37, and 0.44.</w:t>
+        <w:t>For each method, there are scores in five minerals (CPX, OPX, OLV, PLG, ILM) in proportions of 100% renormalized among three sieved fractions of soils according to the replication from Korokhin et al. (see Table 4). In the LOSO validation, LUMEN achieves an improvement in scores of the same order –54 to 74 percent for each mineral (all Holm-significant); for example, olivine gets the score 1.91 versus 7.44 and plagioclase – 5.55 versus 12.08. In the LOMO validation, LUMEN again obtains better scores for four of the five minerals, being only significant for olivine, but is slightly inferior for plagioclase with the score 12.64 versus 12.08. The inversion method does not see LSCC soils at all, but LUMEN is fine-tuned on the rest soils; therefore, the fair comparison would be for LUMEN A0 (trained only on physics): LUMEN has lower scores in three of the five minerals (being significant for olivine). Is/FeO parameter from LUMEN soils has also greater soil ranking than the nFe parameter from the inverted soils in correlation coefficients (ρ) equal 0.72, 0.81, and 0.96 for &lt;10, 10–20, and 20–45 µm fractions respectively against 0.55, 0.37, and 0.44.</w:t>
       </w:r>
     </w:p>
     <w:p>
@@ -8658,7 +8658,7 @@
       </w:pPr>
       <w:r>
         <w:rPr/>
-        <w:t>For the four soils investigated by Jung et al. (samples 12001, 12030, 15071, and 71061; grain size 20–45 µm), arranged in descending order according to the amount of crystalline phases, the LOSS error of LUMEN is 1.00 for olivine, 1.24 for ilmenite, and 7.95 for plagioclase, and thus satisfies all three known accuracy levels (7, 10, and 30 points). On the other hand, the inverted maturity index results in 17.56 points for ilmenite. Considering that only four soils have been examined, this provides lacking evidence: the zero-shot model satisfies all conditions simultaneously, while the average result for other soils does not satisfy the limits of ilmenite and plagioclase. The Is/FeO ratio from LUMEN compares to the measured one at r = 0.99, while the maturity index from the inversion is at approximately r = 0.00.</w:t>
+        <w:t>For the four soils investigated by Jung et al. (samples 12001, 12030, 15071, and 71061; grain size 20–45 µm), scored on the proportions of crystalline phases, the LOSO error of LUMEN is 1.00 for olivine, 1.24 for ilmenite, and 7.95 for plagioclase, and thus satisfies all three known accuracy levels (7, 10, and 30 points). On the other hand, the inversion results in 17.56 points for ilmenite. Considering that only four soils have been examined, this provides lacking evidence: the zero-shot model satisfies all conditions simultaneously, while the average result for other soils does not satisfy the limits of ilmenite and plagioclase. The Is/FeO ratio from LUMEN compares to the measured one at r = 0.99, while the maturity index from the inversion is at approximately r = 0.00.</w:t>
       </w:r>
     </w:p>
     <w:p>
@@ -9680,7 +9680,7 @@
       </w:pPr>
       <w:r>
         <w:rPr/>
-        <w:t>The base method is assessed for its performance for its assigned task of FeO in orbits employing its ground truth data [16,31], according to two different schemes of tests, P1 and P2 (Figure 4), where P1 represents the internal 10-fold cross validation within each site of the base study, which is consistent with the MAE of 2.29 wt% reported; and P2 represents leave-one-landing site out test in which all sites from one mission is left out because of common terrain and spatial autocorrelation.</w:t>
+        <w:t>The base method is assessed for its performance for its assigned task of FeO in orbits employing its ground truth data [16,31], according to two different schemes of tests, P1 and P2 (Figure 4), where P1 represents the internal 10-fold cross validation over the sites of the base study, which is consistent with the MAE of 2.29 wt% reported; and P2 represents leave-one-landing site out test in which all sites from one mission is left out because of common terrain and spatial autocorrelation (Table 6).</w:t>
       </w:r>
     </w:p>
     <w:p>
@@ -12251,7 +12251,7 @@
       </w:pPr>
       <w:r>
         <w:rPr/>
-        <w:t>In the primary assessment (P2), LUMEN-M3-FT shows a smaller MAE than the published FD (3.27 vs 3.58 wt%), but it is more accurate than the latter only at 24 out of 49 locations, and the result does not reach statistical significance (Wilcoxon p = 0.74; Holm p = 1.00 for 13 comparisons). Statistical superiority is shown only against the training-fold mean (Holm p &lt; 0.001), and it is statistically inferior to the two M³ bands (Holm p = 0.009), FD-AE-M3 / SVR-lin (Holm p = 0.029), the two Clementine bands (Holm p = 0.001), and the in-sample Lucey et al. constants (Holm p &lt; 0.001). According to P1, the published FD value (1.90 wt%) correlates well with the reproduced results of the original paper (1.95 wt%) and is lower than its previously reported 2.29 wt% [16]. The LUMEN-M3-FT value (2.20 wt%) significantly differs from no-FD values and the two M³ bands, is significantly less accurate than the two Clementine bands (Holm p = 0.020), and at the same time, is significantly more accurate than the refitted Lucey θ on M³ (Holm p = 0.020).</w:t>
+        <w:t>In the primary assessment (P2), LUMEN-M3-FT shows a smaller MAE than the published FD (3.27 vs 3.58 wt%), but it is more accurate than the latter only at 24 out of 49 locations, and the result does not reach statistical significance (Wilcoxon p = 0.74; Holm p = 1.00 for 13 comparisons). Statistical superiority is shown only against the training-fold mean (Holm p &lt; 0.001), and it is statistically inferior to the two M³ bands (Holm p = 0.009), FD-AE-M3 / SVR-lin (Holm p = 0.029), the two Clementine bands (Holm p = 0.001), and the in-sample Lucey et al. constants (Holm p &lt; 0.001). According to P1, the published FD value (1.90 wt%) correlates well with the reproduced results of the original paper (1.95 wt%) and is lower than its previously reported 2.29 wt% [16]. The LUMEN-M3-FT value (2.20 wt%) does not differ significantly from the FD values or the two M³ bands, is significantly less accurate than the two Clementine bands (Holm p = 0.020), and at the same time, is significantly more accurate than the refitted Lucey θ on M³ (Holm p = 0.020).</w:t>
       </w:r>
     </w:p>
     <w:p>
@@ -14032,7 +14032,7 @@
       </w:pPr>
       <w:r>
         <w:rPr/>
-        <w:t>There are four design alternatives which were pre-trained and fine-tuned using the A4 recipe, each with two members, relative to members 0–1 of the baseline network (Table 8; FeO 1.32 wt% under LOSO and 2.62 wt% under LOMO). The log reflectance feature on its own already achieves non-significantly different performance compared to the other designs, suggesting that the continuum-removed channel does not add any significant advantage; similarly on other side, the continuum-removed channel on its own achieves significantly lower accuracy on six targets under LOSO and eight targets under LOMO (FeO 2.09 and 3.86 wt%, respectively). The multilayer perceptron (MLP) design is significantly inferior to the LCP design under LOSO, but significantly superior to it on four targets under LOMO (PLG, FeO, Al₂O₃, and CaO; FeO 2.30 wt%).</w:t>
+        <w:t>There are four design alternatives which were pre-trained and fine-tuned using the A4 recipe, each with two members, relative to members 0–1 of the baseline network (Table 8; FeO 1.32 wt% under LOSO and 2.62 wt% under LOMO). The log reflectance feature on its own already achieves non-significantly different performance compared to the other designs, suggesting that the continuum-removed channel does not add any significant advantage; similarly on other side, the continuum-removed channel on its own achieves significantly lower accuracy on six targets under LOSO and eight targets under LOMO (FeO 2.09 and 3.86 wt%, respectively). The multilayer perceptron (MLP) design is significantly inferior for LCP under LOSO, but significantly superior on four targets under LOMO (PLG, FeO, Al₂O₃, and CaO; FeO 2.30 wt%).</w:t>
       </w:r>
     </w:p>
     <w:p>
@@ -14048,7 +14048,7 @@
       </w:r>
       <w:r>
         <w:rPr/>
-        <w:t xml:space="preserve"> Alternative designs compared with the main network (alternative: two members, target: thirteen sites, Holm adjustment performed on targets): "Lower MAE": The number of targets in which the MAE of the variant is lower than the one from the main network per soil. "Better / Worse": The number of targets where a Holm significant difference in favor of or against the variant exists.</w:t>
+        <w:t xml:space="preserve"> Alternative designs compared with the main network (alternative: two members, thirteen targets, Holm adjustment performed on targets): "Lower MAE": The number of targets in which the MAE of the variant is lower than the one from the main network per soil. "Better / Worse": The number of targets where a Holm significant difference in favor of or against the variant exists.</w:t>
       </w:r>
     </w:p>
     <w:tbl>
@@ -14765,7 +14765,7 @@
       </w:pPr>
       <w:r>
         <w:rPr/>
-        <w:t>The rest add in various ways. Total learning through the entire range is a real component in the performance gain since even a network trained from scratch is already better than a tuned random forest. But the convolutional architecture is a good but not an optimal design – the continuum removed channel gives no improvement at all, a one-dimensional ResNet works equally well, and an MLP better generalizes to an unseen target comprising four channels. Physics pretraining is consistently beneficial but its importance is significant only for out-of-distribution tasks, which makes the simulator not a calibrated forward model, but a source for an improved starting representation instead. Neither SSA-space mixup nor replay brought anything after pretraining, whether due to smoothness over the composition space being provided by pretraining, or inability to check the validity of the cross-section mixing weight: the sieve fraction spectra mixes linearly to 0.6% RMS, but the LSCC chemistry does not limit the mass ratios strongly enough. And finally, choosing the configuration within each training fold maintains the considerable performance edge over the random forest, making configuration selection unnecessary.</w:t>
+        <w:t>The rest add in various ways. Total learning through the entire range is a real component in the performance gain since even a network trained from scratch is already better than a tuned random forest. But the convolutional architecture is a good but not an optimal design – the continuum removed channel gives no improvement at all, a one-dimensional ResNet works equally well, and an MLP better generalizes to an unseen mission on four targets. Physics pretraining is consistently beneficial but its importance is significant only for out-of-distribution tasks, which makes the simulator not a calibrated forward model, but a source for an improved starting representation instead. Neither SSA-space mixup nor replay brought anything after pretraining, whether due to smoothness over the composition space being provided by pretraining, or inability to check the validity of the cross-section mixing weight: the sieve fraction spectra mixes linearly to 0.6% RMS, but the LSCC chemistry does not limit the mass ratios strongly enough. And finally, choosing the configuration within each training fold maintains the considerable performance edge over the random forest, independent of post-hoc configuration selection.</w:t>
       </w:r>
     </w:p>
     <w:p>
@@ -14803,7 +14803,7 @@
       </w:pPr>
       <w:r>
         <w:rPr/>
-        <w:t>As for the inherent purpose of the base method, the resulting errors are contradictory to the LUMEN. In cases when whole landing sites (P2) are excluded, most of the fitted models produce greater errors than models based on randomly chosen folds (P1); however, the scale of this difference is significantly different: the maximum decrease is observed in the random forest and RBF-SVR models – it is within the range between 55% and 88%, whereas the FD error rate rises from 1.90 to 3.58 wt%. The LUMEN-M3-FT model has the biggest percentage increase in errors – by 49%, whereas the two-M³-band and linear SVR regression models have the lowest values – the difference is within the range of 6% and from −1% to +2%, respectively. If randomly chosen folds are used, flexible models can use the spectral properties of the adjacent landing site.</w:t>
+        <w:t>As for the inherent purpose of the base method, the resulting errors are contradictory to the LUMEN. In cases when whole landing sites (P2) are excluded, most of the fitted models produce greater errors than models based on randomly chosen folds (P1); however, the scale of this difference is significantly different: the maximum increase is observed in the random forest and RBF-SVR models – it is within the range between 55% and 88%, whereas the FD error rate rises from 1.90 to 3.58 wt%. The LUMEN-M3-FT model has a percentage increase in errors – by 49%, whereas the two-M³-band and linear SVR regression models have the lowest values – the difference is within the range of 6% and from −1% to +2%, respectively. If randomly chosen folds are used, flexible models can use the spectral properties of the adjacent landing site.</w:t>
       </w:r>
     </w:p>
     <w:p>
@@ -14840,7 +14840,7 @@
       </w:pPr>
       <w:r>
         <w:rPr/>
-        <w:t>Deep ensembles tend to be over-confident, especially when dealing with out-of-distribution data. Normalized conformal calibration helps fix this, bringing coverage back to near-nominal levels, and you get this benefit without any extra training. This holds even in orbit, where at 95% coverage, the intervals average ±10.6 wt%. So, you get honest intervals—they're accurate, though not always practically useful. The gating method clarifies something that other approaches only hint at: we can’t actually predict olivine abundance in these soils any better than simply taking the mean from other soils. None of the methods we tried did any better. As a result, maps showing olivine and "other" from physics-based inversion methods just mirror their priors and end-member sets if you don’t have independent evidence to back them up. But don't misinterpret this: these soils just happen to contain very little olivine (≤5 vol%). So, this is a specific statement about the LSCC domain. It’s not saying olivine can’t be detected at all—just that it’s rare here. Where olivine is plentiful, detection isn’t an issue.</w:t>
+        <w:t>Deep ensembles tend to be over-confident, especially when dealing with out-of-distribution data. Normalized conformal calibration helps fix this, bringing coverage back to near-nominal levels, and you get this benefit without any extra training. This holds even in orbit, where at 95% coverage, the intervals average ±10.6 wt%. So, you get honest intervals—they're accurate, though not always practically useful. The gating method clarifies something that other approaches only hint at: we can’t actually predict olivine abundance in these soils any better than simply taking the mean from other soils. None of the methods we tried did any better. As a result, maps showing olivine and "other" from physics-based inversion methods just mirror their priors and end-member sets if you don’t have independent evidence to back them up. But don't misinterpret this: these soils just happen to contain very little olivine (≤5 vol%). So, this is a specific statement about the LSCC domain. It’s not saying olivine can’t be detected at all—just that it’s rare here.</w:t>
       </w:r>
     </w:p>
     <w:p>
